--- a/templates/guide/guide-reference.docx
+++ b/templates/guide/guide-reference.docx
@@ -1074,7 +1074,7 @@
       <w:shd w:fill="F6F8FA" w:val="clear"/>
     </w:pPr>
     <w:rPr>
-      <w:rFonts w:ascii="Consolas" w:hAnsi="Consolas"/>
+      <w:rFonts w:ascii="Cascadia Code" w:hAnsi="Cascadia Code"/>
       <w:color w:val="1F2328"/>
       <w:sz w:val="20"/>
     </w:rPr>
@@ -1082,7 +1082,7 @@
   <w:style w:type="character" w:customStyle="1" w:styleId="badge">
     <w:name w:val="badge"/>
     <w:rPr>
-      <w:rFonts w:ascii="Consolas" w:hAnsi="Consolas"/>
+      <w:rFonts w:ascii="Cascadia Code" w:hAnsi="Cascadia Code"/>
       <w:b/>
       <w:color w:val="FFFFFF"/>
       <w:sz w:val="18"/>

--- a/templates/guide/guide-reference.docx
+++ b/templates/guide/guide-reference.docx
@@ -545,7 +545,7 @@
   <w:docDefaults>
     <w:rPrDefault>
       <w:rPr>
-        <w:rFonts w:asciiTheme="minorHAnsi" w:eastAsiaTheme="minorHAnsi" w:hAnsiTheme="minorHAnsi" w:cstheme="minorBidi"/>
+        <w:rFonts w:asciiTheme="minorHAnsi" w:eastAsiaTheme="minorHAnsi" w:hAnsiTheme="minorHAnsi" w:cstheme="minorBidi" w:ascii="HarmonyOS Sans" w:hAnsi="HarmonyOS Sans" w:eastAsia="HarmonyOS Sans" w:cs="HarmonyOS Sans"/>
         <w:sz w:val="24"/>
         <w:szCs w:val="24"/>
         <w:lang w:val="en-US" w:eastAsia="en-US" w:bidi="ar-SA"/>
@@ -1144,9 +1144,9 @@
     </a:clrScheme>
     <a:fontScheme name="Office">
       <a:majorFont>
-        <a:latin typeface="Calibri"/>
-        <a:ea typeface=""/>
-        <a:cs typeface=""/>
+        <a:latin typeface="HarmonyOS Sans"/>
+        <a:ea typeface="HarmonyOS Sans"/>
+        <a:cs typeface="HarmonyOS Sans"/>
         <a:font script="Jpan" typeface="ＭＳ ゴシック"/>
         <a:font script="Hang" typeface="맑은 고딕"/>
         <a:font script="Hans" typeface="宋体"/>
@@ -1178,9 +1178,9 @@
         <a:font script="Uigh" typeface="Microsoft Uighur"/>
       </a:majorFont>
       <a:minorFont>
-        <a:latin typeface="Cambria"/>
-        <a:ea typeface=""/>
-        <a:cs typeface=""/>
+        <a:latin typeface="HarmonyOS Sans"/>
+        <a:ea typeface="HarmonyOS Sans"/>
+        <a:cs typeface="HarmonyOS Sans"/>
         <a:font script="Jpan" typeface="ＭＳ 明朝"/>
         <a:font script="Hang" typeface="맑은 고딕"/>
         <a:font script="Hans" typeface="宋体"/>

--- a/templates/guide/guide-reference.docx
+++ b/templates/guide/guide-reference.docx
@@ -1029,8 +1029,8 @@
       <w:color w:val="365F91" w:themeColor="accent1" w:themeShade="BF"/>
     </w:rPr>
   </w:style>
-  <w:style w:type="paragraph" w:customStyle="1" w:styleId="Warning">
-    <w:name w:val="Warning"/>
+  <w:style w:type="paragraph" w:customStyle="1" w:styleId="warning">
+    <w:name w:val="warning"/>
     <w:pPr>
       <w:pBdr>
         <w:left w:val="single" w:sz="24" w:space="4" w:color="F57C00"/>
@@ -1039,8 +1039,8 @@
       <w:ind w:left="283"/>
     </w:pPr>
   </w:style>
-  <w:style w:type="paragraph" w:customStyle="1" w:styleId="Tip">
-    <w:name w:val="Tip"/>
+  <w:style w:type="paragraph" w:customStyle="1" w:styleId="tip">
+    <w:name w:val="tip"/>
     <w:pPr>
       <w:pBdr>
         <w:left w:val="single" w:sz="24" w:space="4" w:color="2E7D32"/>
@@ -1049,8 +1049,8 @@
       <w:ind w:left="283"/>
     </w:pPr>
   </w:style>
-  <w:style w:type="paragraph" w:customStyle="1" w:styleId="Info">
-    <w:name w:val="Info"/>
+  <w:style w:type="paragraph" w:customStyle="1" w:styleId="infobox">
+    <w:name w:val="infobox"/>
     <w:pPr>
       <w:pBdr>
         <w:left w:val="single" w:sz="24" w:space="4" w:color="1565C0"/>
@@ -1091,11 +1091,43 @@
   </w:style>
   <w:style w:type="paragraph" w:customStyle="1" w:styleId="Heading1">
     <w:name w:val="heading 1"/>
+    <w:pPr>
+      <w:pBdr>
+        <w:bottom w:val="single" w:sz="12" w:space="1" w:color="C7000B"/>
+      </w:pBdr>
+    </w:pPr>
     <w:rPr>
       <w:rFonts w:ascii="HarmonyOS Sans" w:hAnsi="HarmonyOS Sans"/>
       <w:b/>
-      <w:color w:val="C7000B"/>
+      <w:color w:val="1F2328"/>
       <w:sz w:val="40"/>
+    </w:rPr>
+  </w:style>
+  <w:style w:type="paragraph" w:customStyle="1" w:styleId="Heading2">
+    <w:name w:val="heading 2"/>
+    <w:rPr>
+      <w:rFonts w:ascii="HarmonyOS Sans" w:hAnsi="HarmonyOS Sans"/>
+      <w:b/>
+      <w:color w:val="1F2328"/>
+      <w:sz w:val="36"/>
+    </w:rPr>
+  </w:style>
+  <w:style w:type="paragraph" w:customStyle="1" w:styleId="Heading3">
+    <w:name w:val="heading 3"/>
+    <w:rPr>
+      <w:rFonts w:ascii="HarmonyOS Sans" w:hAnsi="HarmonyOS Sans"/>
+      <w:b/>
+      <w:color w:val="1F2328"/>
+      <w:sz w:val="32"/>
+    </w:rPr>
+  </w:style>
+  <w:style w:type="paragraph" w:customStyle="1" w:styleId="Heading4">
+    <w:name w:val="heading 4"/>
+    <w:rPr>
+      <w:rFonts w:ascii="HarmonyOS Sans" w:hAnsi="HarmonyOS Sans"/>
+      <w:b/>
+      <w:color w:val="1F2328"/>
+      <w:sz w:val="28"/>
     </w:rPr>
   </w:style>
 </w:styles>

--- a/templates/guide/guide-reference.docx
+++ b/templates/guide/guide-reference.docx
@@ -1032,31 +1032,31 @@
   <w:style w:type="paragraph" w:customStyle="1" w:styleId="warning">
     <w:name w:val="warning"/>
     <w:pPr>
+      <w:ind w:left="283"/>
       <w:pBdr>
         <w:left w:val="single" w:sz="24" w:space="4" w:color="F57C00"/>
       </w:pBdr>
       <w:shd w:fill="FFF8E1" w:val="clear"/>
-      <w:ind w:left="283"/>
     </w:pPr>
   </w:style>
   <w:style w:type="paragraph" w:customStyle="1" w:styleId="tip">
     <w:name w:val="tip"/>
     <w:pPr>
+      <w:ind w:left="283"/>
       <w:pBdr>
         <w:left w:val="single" w:sz="24" w:space="4" w:color="2E7D32"/>
       </w:pBdr>
       <w:shd w:fill="E8F5E9" w:val="clear"/>
-      <w:ind w:left="283"/>
     </w:pPr>
   </w:style>
   <w:style w:type="paragraph" w:customStyle="1" w:styleId="infobox">
     <w:name w:val="infobox"/>
     <w:pPr>
+      <w:ind w:left="283"/>
       <w:pBdr>
         <w:left w:val="single" w:sz="24" w:space="4" w:color="1565C0"/>
       </w:pBdr>
       <w:shd w:fill="E3F2FD" w:val="clear"/>
-      <w:ind w:left="283"/>
     </w:pPr>
   </w:style>
   <w:style w:type="paragraph" w:customStyle="1" w:styleId="objectives">

--- a/templates/guide/guide-reference.docx
+++ b/templates/guide/guide-reference.docx
@@ -597,11 +597,11 @@
       <w:jc w:val="center"/>
     </w:pPr>
     <w:rPr>
-      <w:rFonts w:asciiTheme="majorHAnsi" w:eastAsiaTheme="majorEastAsia" w:hAnsiTheme="majorHAnsi" w:cstheme="majorBidi"/>
+      <w:rFonts w:asciiTheme="majorHAnsi" w:eastAsiaTheme="majorEastAsia" w:hAnsiTheme="majorHAnsi" w:cstheme="majorBidi" w:ascii="HarmonyOS Sans" w:hAnsi="HarmonyOS Sans"/>
       <w:b/>
       <w:bCs/>
-      <w:color w:val="345A8A" w:themeColor="accent1" w:themeShade="B5"/>
-      <w:sz w:val="36"/>
+      <w:color w:val="1F2328"/>
+      <w:sz w:val="72"/>
       <w:szCs w:val="36"/>
     </w:rPr>
   </w:style>
@@ -986,7 +986,8 @@
     <w:name w:val="Verbatim Char"/>
     <w:basedOn w:val="BodyTextChar"/>
     <w:rPr>
-      <w:rFonts w:ascii="Consolas" w:hAnsi="Consolas"/>
+      <w:rFonts w:ascii="Cascadia Code" w:hAnsi="Cascadia Code"/>
+      <w:color w:val="1F2328"/>
       <w:sz w:val="22"/>
     </w:rPr>
   </w:style>

--- a/templates/guide/guide-reference.docx
+++ b/templates/guide/guide-reference.docx
@@ -382,7 +382,13 @@
 </w:t>
       </w:r>
     </w:p>
-    <w:sectPr/>
+    <w:sectPr>
+      <w:headerReference w:type="default" r:id="rId9"/>
+      <w:footerReference w:type="default" r:id="rId10"/>
+      <w:pgSz w:w="11906" w:h="16838"/>
+      <w:pgMar w:top="1701" w:bottom="1701" w:left="1134" w:right="1134"/>
+      <w:titlePg/>
+    </w:sectPr>
   </w:body>
 </w:document>
 </file>
@@ -391,6 +397,59 @@
 <w:comments xmlns:w="http://schemas.openxmlformats.org/wordprocessingml/2006/main" xmlns:m="http://schemas.openxmlformats.org/officeDocument/2006/math" xmlns:r="http://schemas.openxmlformats.org/officeDocument/2006/relationships" xmlns:o="urn:schemas-microsoft-com:office:office" xmlns:v="urn:schemas-microsoft-com:vml" xmlns:w10="urn:schemas-microsoft-com:office:word" xmlns:a="http://schemas.openxmlformats.org/drawingml/2006/main" xmlns:pic="http://schemas.openxmlformats.org/drawingml/2006/picture" xmlns:wp="http://schemas.openxmlformats.org/drawingml/2006/wordprocessingDrawing"/>
 </file>
 
+<file path=word/footer1.xml><?xml version="1.0" encoding="utf-8"?>
+<w:ftr xmlns:m="http://schemas.openxmlformats.org/officeDocument/2006/math" xmlns:mc="http://schemas.openxmlformats.org/markup-compatibility/2006" xmlns:mo="http://schemas.microsoft.com/office/mac/office/2008/main" xmlns:mv="urn:schemas-microsoft-com:mac:vml" xmlns:o="urn:schemas-microsoft-com:office:office" xmlns:r="http://schemas.openxmlformats.org/officeDocument/2006/relationships" xmlns:v="urn:schemas-microsoft-com:vml" xmlns:w10="urn:schemas-microsoft-com:office:word" xmlns:w14="http://schemas.microsoft.com/office/word/2010/wordml" xmlns:w="http://schemas.openxmlformats.org/wordprocessingml/2006/main" xmlns:wne="http://schemas.microsoft.com/office/word/2006/wordml" xmlns:wp14="http://schemas.microsoft.com/office/word/2010/wordprocessingDrawing" xmlns:wp="http://schemas.openxmlformats.org/drawingml/2006/wordprocessingDrawing" xmlns:wpc="http://schemas.microsoft.com/office/word/2010/wordprocessingCanvas" xmlns:wpg="http://schemas.microsoft.com/office/word/2010/wordprocessingGroup" xmlns:wpi="http://schemas.microsoft.com/office/word/2010/wordprocessingInk" xmlns:wps="http://schemas.microsoft.com/office/word/2010/wordprocessingShape" mc:Ignorable="w14 wp14">
+  <w:p>
+    <w:pPr>
+      <w:pStyle w:val="Footer"/>
+      <w:jc w:val="center"/>
+    </w:pPr>
+    <w:r>
+      <w:rPr>
+        <w:rFonts w:ascii="HarmonyOS Sans" w:hAnsi="HarmonyOS Sans"/>
+        <w:sz w:val="20"/>
+      </w:rPr>
+      <w:fldChar w:fldCharType="begin"/>
+      <w:fldChar w:fldCharType="begin"/>
+    </w:r>
+    <w:r>
+      <w:rPr>
+        <w:rFonts w:ascii="HarmonyOS Sans" w:hAnsi="HarmonyOS Sans"/>
+        <w:sz w:val="20"/>
+      </w:rPr>
+      <w:instrText xml:space="preserve"> PAGE </w:instrText>
+      <w:instrText xml:space="preserve"> PAGE </w:instrText>
+    </w:r>
+    <w:r>
+      <w:rPr>
+        <w:rFonts w:ascii="HarmonyOS Sans" w:hAnsi="HarmonyOS Sans"/>
+        <w:sz w:val="20"/>
+      </w:rPr>
+      <w:fldChar w:fldCharType="end"/>
+      <w:fldChar w:fldCharType="end"/>
+    </w:r>
+    <w:r>
+      <w:rPr>
+        <w:rFonts w:ascii="HarmonyOS Sans" w:hAnsi="HarmonyOS Sans"/>
+        <w:sz w:val="20"/>
+      </w:rPr>
+    </w:r>
+    <w:r>
+      <w:rPr>
+        <w:rFonts w:ascii="HarmonyOS Sans" w:hAnsi="HarmonyOS Sans"/>
+        <w:sz w:val="20"/>
+      </w:rPr>
+    </w:r>
+    <w:r>
+      <w:rPr>
+        <w:rFonts w:ascii="HarmonyOS Sans" w:hAnsi="HarmonyOS Sans"/>
+        <w:sz w:val="20"/>
+      </w:rPr>
+    </w:r>
+  </w:p>
+</w:ftr>
+</file>
+
 <file path=word/footnotes.xml><?xml version="1.0" encoding="utf-8"?>
 <w:footnotes xmlns:w="http://schemas.openxmlformats.org/wordprocessingml/2006/main" xmlns:m="http://schemas.openxmlformats.org/officeDocument/2006/math" xmlns:r="http://schemas.openxmlformats.org/officeDocument/2006/relationships" xmlns:o="urn:schemas-microsoft-com:office:office" xmlns:v="urn:schemas-microsoft-com:vml" xmlns:w10="urn:schemas-microsoft-com:office:word" xmlns:a="http://schemas.openxmlformats.org/drawingml/2006/main" xmlns:pic="http://schemas.openxmlformats.org/drawingml/2006/picture" xmlns:wp="http://schemas.openxmlformats.org/drawingml/2006/wordprocessingDrawing">
   <w:footnote w:type="continuationSeparator" w:id="0">
@@ -427,6 +486,87 @@
     </w:p>
   </w:footnote>
 </w:footnotes>
+</file>
+
+<file path=word/header1.xml><?xml version="1.0" encoding="utf-8"?>
+<w:hdr xmlns:m="http://schemas.openxmlformats.org/officeDocument/2006/math" xmlns:mc="http://schemas.openxmlformats.org/markup-compatibility/2006" xmlns:mo="http://schemas.microsoft.com/office/mac/office/2008/main" xmlns:mv="urn:schemas-microsoft-com:mac:vml" xmlns:o="urn:schemas-microsoft-com:office:office" xmlns:r="http://schemas.openxmlformats.org/officeDocument/2006/relationships" xmlns:v="urn:schemas-microsoft-com:vml" xmlns:w10="urn:schemas-microsoft-com:office:word" xmlns:w14="http://schemas.microsoft.com/office/word/2010/wordml" xmlns:w="http://schemas.openxmlformats.org/wordprocessingml/2006/main" xmlns:wne="http://schemas.microsoft.com/office/word/2006/wordml" xmlns:wp14="http://schemas.microsoft.com/office/word/2010/wordprocessingDrawing" xmlns:wp="http://schemas.openxmlformats.org/drawingml/2006/wordprocessingDrawing" xmlns:wpc="http://schemas.microsoft.com/office/word/2010/wordprocessingCanvas" xmlns:wpg="http://schemas.microsoft.com/office/word/2010/wordprocessingGroup" xmlns:wpi="http://schemas.microsoft.com/office/word/2010/wordprocessingInk" xmlns:wps="http://schemas.microsoft.com/office/word/2010/wordprocessingShape" mc:Ignorable="w14 wp14">
+  <w:p>
+    <w:pPr>
+      <w:pStyle w:val="Header"/>
+      <w:jc w:val="center"/>
+    </w:pPr>
+    <w:r>
+      <w:rPr>
+        <w:rFonts w:ascii="HarmonyOS Sans" w:hAnsi="HarmonyOS Sans"/>
+        <w:sz w:val="20"/>
+      </w:rPr>
+      <w:fldChar w:fldCharType="begin"/>
+      <w:fldChar w:fldCharType="begin"/>
+    </w:r>
+    <w:r>
+      <w:rPr>
+        <w:rFonts w:ascii="HarmonyOS Sans" w:hAnsi="HarmonyOS Sans"/>
+        <w:sz w:val="20"/>
+      </w:rPr>
+      <w:instrText xml:space="preserve"> STYLEREF "Title" \* MERGEFORMAT </w:instrText>
+      <w:instrText xml:space="preserve"> STYLEREF "Title" \* MERGEFORMAT </w:instrText>
+    </w:r>
+    <w:r>
+      <w:rPr>
+        <w:rFonts w:ascii="HarmonyOS Sans" w:hAnsi="HarmonyOS Sans"/>
+        <w:sz w:val="20"/>
+      </w:rPr>
+      <w:fldChar w:fldCharType="separate"/>
+      <w:fldChar w:fldCharType="separate"/>
+    </w:r>
+    <w:r>
+      <w:rPr>
+        <w:rFonts w:ascii="HarmonyOS Sans" w:hAnsi="HarmonyOS Sans"/>
+        <w:sz w:val="20"/>
+      </w:rPr>
+      <w:t>Document Title</w:t>
+    </w:r>
+    <w:r>
+      <w:rPr>
+        <w:rFonts w:ascii="HarmonyOS Sans" w:hAnsi="HarmonyOS Sans"/>
+        <w:sz w:val="20"/>
+      </w:rPr>
+      <w:fldChar w:fldCharType="end"/>
+      <w:fldChar w:fldCharType="end"/>
+    </w:r>
+    <w:r>
+      <w:rPr>
+        <w:rFonts w:ascii="HarmonyOS Sans" w:hAnsi="HarmonyOS Sans"/>
+        <w:sz w:val="20"/>
+      </w:rPr>
+    </w:r>
+    <w:r>
+      <w:rPr>
+        <w:rFonts w:ascii="HarmonyOS Sans" w:hAnsi="HarmonyOS Sans"/>
+        <w:sz w:val="20"/>
+      </w:rPr>
+    </w:r>
+    <w:r>
+      <w:rPr>
+        <w:rFonts w:ascii="HarmonyOS Sans" w:hAnsi="HarmonyOS Sans"/>
+        <w:sz w:val="20"/>
+      </w:rPr>
+    </w:r>
+    <w:r>
+      <w:rPr>
+        <w:rFonts w:ascii="HarmonyOS Sans" w:hAnsi="HarmonyOS Sans"/>
+        <w:sz w:val="20"/>
+      </w:rPr>
+      <w:t>Document Title</w:t>
+    </w:r>
+    <w:r>
+      <w:rPr>
+        <w:rFonts w:ascii="HarmonyOS Sans" w:hAnsi="HarmonyOS Sans"/>
+        <w:sz w:val="20"/>
+      </w:rPr>
+    </w:r>
+  </w:p>
+</w:hdr>
 </file>
 
 <file path=word/numbering.xml><?xml version="1.0" encoding="utf-8"?>

--- a/templates/guide/guide-reference.docx
+++ b/templates/guide/guide-reference.docx
@@ -410,14 +410,12 @@
         <w:sz w:val="20"/>
       </w:rPr>
       <w:fldChar w:fldCharType="begin"/>
-      <w:fldChar w:fldCharType="begin"/>
     </w:r>
     <w:r>
       <w:rPr>
         <w:rFonts w:ascii="HarmonyOS Sans" w:hAnsi="HarmonyOS Sans"/>
         <w:sz w:val="20"/>
       </w:rPr>
-      <w:instrText xml:space="preserve"> PAGE </w:instrText>
       <w:instrText xml:space="preserve"> PAGE </w:instrText>
     </w:r>
     <w:r>
@@ -426,25 +424,6 @@
         <w:sz w:val="20"/>
       </w:rPr>
       <w:fldChar w:fldCharType="end"/>
-      <w:fldChar w:fldCharType="end"/>
-    </w:r>
-    <w:r>
-      <w:rPr>
-        <w:rFonts w:ascii="HarmonyOS Sans" w:hAnsi="HarmonyOS Sans"/>
-        <w:sz w:val="20"/>
-      </w:rPr>
-    </w:r>
-    <w:r>
-      <w:rPr>
-        <w:rFonts w:ascii="HarmonyOS Sans" w:hAnsi="HarmonyOS Sans"/>
-        <w:sz w:val="20"/>
-      </w:rPr>
-    </w:r>
-    <w:r>
-      <w:rPr>
-        <w:rFonts w:ascii="HarmonyOS Sans" w:hAnsi="HarmonyOS Sans"/>
-        <w:sz w:val="20"/>
-      </w:rPr>
     </w:r>
   </w:p>
 </w:ftr>
@@ -501,7 +480,6 @@
         <w:sz w:val="20"/>
       </w:rPr>
       <w:fldChar w:fldCharType="begin"/>
-      <w:fldChar w:fldCharType="begin"/>
     </w:r>
     <w:r>
       <w:rPr>
@@ -509,14 +487,12 @@
         <w:sz w:val="20"/>
       </w:rPr>
       <w:instrText xml:space="preserve"> STYLEREF "Title" \* MERGEFORMAT </w:instrText>
-      <w:instrText xml:space="preserve"> STYLEREF "Title" \* MERGEFORMAT </w:instrText>
     </w:r>
     <w:r>
       <w:rPr>
         <w:rFonts w:ascii="HarmonyOS Sans" w:hAnsi="HarmonyOS Sans"/>
         <w:sz w:val="20"/>
       </w:rPr>
-      <w:fldChar w:fldCharType="separate"/>
       <w:fldChar w:fldCharType="separate"/>
     </w:r>
     <w:r>
@@ -532,38 +508,6 @@
         <w:sz w:val="20"/>
       </w:rPr>
       <w:fldChar w:fldCharType="end"/>
-      <w:fldChar w:fldCharType="end"/>
-    </w:r>
-    <w:r>
-      <w:rPr>
-        <w:rFonts w:ascii="HarmonyOS Sans" w:hAnsi="HarmonyOS Sans"/>
-        <w:sz w:val="20"/>
-      </w:rPr>
-    </w:r>
-    <w:r>
-      <w:rPr>
-        <w:rFonts w:ascii="HarmonyOS Sans" w:hAnsi="HarmonyOS Sans"/>
-        <w:sz w:val="20"/>
-      </w:rPr>
-    </w:r>
-    <w:r>
-      <w:rPr>
-        <w:rFonts w:ascii="HarmonyOS Sans" w:hAnsi="HarmonyOS Sans"/>
-        <w:sz w:val="20"/>
-      </w:rPr>
-    </w:r>
-    <w:r>
-      <w:rPr>
-        <w:rFonts w:ascii="HarmonyOS Sans" w:hAnsi="HarmonyOS Sans"/>
-        <w:sz w:val="20"/>
-      </w:rPr>
-      <w:t>Document Title</w:t>
-    </w:r>
-    <w:r>
-      <w:rPr>
-        <w:rFonts w:ascii="HarmonyOS Sans" w:hAnsi="HarmonyOS Sans"/>
-        <w:sz w:val="20"/>
-      </w:rPr>
     </w:r>
   </w:p>
 </w:hdr>
@@ -1223,7 +1167,7 @@
   <w:style w:type="character" w:customStyle="1" w:styleId="badge">
     <w:name w:val="badge"/>
     <w:rPr>
-      <w:rFonts w:ascii="Cascadia Code" w:hAnsi="Cascadia Code"/>
+      <w:rFonts w:ascii="HarmonyOS Sans" w:hAnsi="HarmonyOS Sans"/>
       <w:b/>
       <w:color w:val="FFFFFF"/>
       <w:sz w:val="18"/>

--- a/templates/guide/guide-reference.docx
+++ b/templates/guide/guide-reference.docx
@@ -1214,6 +1214,61 @@
       <w:color w:val="1F2328"/>
       <w:sz w:val="28"/>
     </w:rPr>
+  </w:style>
+  <w:style w:type="paragraph" w:customStyle="1" w:styleId="CoverLogo">
+    <w:name w:val="CoverLogo"/>
+    <w:pPr>
+      <w:spacing w:before="200" w:after="200"/>
+    </w:pPr>
+  </w:style>
+  <w:style w:type="paragraph" w:customStyle="1" w:styleId="CoverText">
+    <w:name w:val="CoverText"/>
+    <w:pPr>
+      <w:spacing w:before="600" w:after="200"/>
+    </w:pPr>
+    <w:rPr>
+      <w:rFonts w:ascii="HarmonyOS Sans" w:hAnsi="HarmonyOS Sans"/>
+      <w:color w:val="1F2328"/>
+      <w:sz w:val="32"/>
+    </w:rPr>
+  </w:style>
+  <w:style w:type="paragraph" w:customStyle="1" w:styleId="CoverMeta">
+    <w:name w:val="CoverMeta"/>
+    <w:pPr>
+      <w:spacing w:before="100" w:after="200"/>
+    </w:pPr>
+    <w:rPr>
+      <w:rFonts w:ascii="HarmonyOS Sans" w:hAnsi="HarmonyOS Sans"/>
+      <w:color w:val="595959"/>
+      <w:sz w:val="24"/>
+    </w:rPr>
+  </w:style>
+  <w:style w:type="paragraph" w:customStyle="1" w:styleId="TOCTitle">
+    <w:name w:val="TOCTitle"/>
+    <w:pPr>
+      <w:spacing w:before="0" w:after="200"/>
+    </w:pPr>
+    <w:rPr>
+      <w:rFonts w:ascii="HarmonyOS Sans" w:hAnsi="HarmonyOS Sans"/>
+      <w:b/>
+      <w:color w:val="1F2328"/>
+      <w:sz w:val="44"/>
+    </w:rPr>
+  </w:style>
+  <w:style w:type="paragraph" w:customStyle="1" w:styleId="ImageBlock">
+    <w:name w:val="ImageBlock"/>
+    <w:pPr>
+      <w:spacing w:before="120" w:after="120"/>
+    </w:pPr>
+  </w:style>
+  <w:style w:type="paragraph" w:customStyle="1" w:styleId="ObjectivesRule">
+    <w:name w:val="ObjectivesRule"/>
+    <w:pPr>
+      <w:spacing w:before="80" w:after="200"/>
+      <w:pBdr>
+        <w:bottom w:val="single" w:sz="12" w:space="1" w:color="000000"/>
+      </w:pBdr>
+    </w:pPr>
   </w:style>
 </w:styles>
 </file>
